--- a/static/downloads/pt-br/docx/layer-6/experiment-template.docx
+++ b/static/downloads/pt-br/docx/layer-6/experiment-template.docx
@@ -87,7 +87,7 @@
         <w:t xml:space="preserve"> </w:t>
       </w:r>
       <w:r>
-        <w:t xml:space="preserve">2026-06-26</w:t>
+        <w:t xml:space="preserve">2026-07-07</w:t>
       </w:r>
     </w:p>
     <w:p>
@@ -238,10 +238,10 @@
     </w:p>
     <w:p>
       <w:pPr>
-        <w:pStyle w:val="BlockText"/>
-      </w:pPr>
-      <w:r>
-        <w:t xml:space="preserve">Experimentos permitem que a comunidade teste uma mudança sem adotá-la permanentemente. Para serem seguros, todos os experimentos devem ter prazo definido, estar rotulados e expirar automaticamente — e devem registrar seus resultados no Registro de Aprendizados (Learning Log).</w:t>
+        <w:pStyle w:val="FirstParagraph"/>
+      </w:pPr>
+      <w:r>
+        <w:t xml:space="preserve">&gt; Experimentos permitem que a comunidade teste uma mudança sem adotá-la permanentemente. Para serem seguros, todos os experimentos devem ter prazo definido, estar rotulados e expirar automaticamente — e devem registrar seus resultados no Registro de Aprendizados (Learning Log).</w:t>
       </w:r>
     </w:p>
     <w:p>
@@ -411,8 +411,14 @@
     </w:p>
     <w:p>
       <w:pPr>
-        <w:pStyle w:val="BlockText"/>
-      </w:pPr>
+        <w:pStyle w:val="BodyText"/>
+      </w:pPr>
+      <w:r>
+        <w:t xml:space="preserve">&gt;</w:t>
+      </w:r>
+      <w:r>
+        <w:t xml:space="preserve"> </w:t>
+      </w:r>
       <w:r>
         <w:rPr>
           <w:b/>
@@ -420,13 +426,17 @@
         </w:rPr>
         <w:t xml:space="preserve">Justificativa — Por que esses campos são obrigatórios</w:t>
       </w:r>
-    </w:p>
-    <w:p>
-      <w:pPr>
-        <w:pStyle w:val="BlockText"/>
-      </w:pPr>
-      <w:r>
-        <w:t xml:space="preserve">Sem escopo, duração, critérios de sucesso e rollback, um</w:t>
+      <w:r>
+        <w:t xml:space="preserve"> </w:t>
+      </w:r>
+      <w:r>
+        <w:t xml:space="preserve">&gt;</w:t>
+      </w:r>
+      <w:r>
+        <w:t xml:space="preserve"> </w:t>
+      </w:r>
+      <w:r>
+        <w:t xml:space="preserve">&gt; Sem escopo, duração, critérios de sucesso e rollback, um</w:t>
       </w:r>
       <w:r>
         <w:t xml:space="preserve"> </w:t>
@@ -455,8 +465,14 @@
     </w:p>
     <w:p>
       <w:pPr>
-        <w:pStyle w:val="BlockText"/>
-      </w:pPr>
+        <w:pStyle w:val="BodyText"/>
+      </w:pPr>
+      <w:r>
+        <w:t xml:space="preserve">&gt;</w:t>
+      </w:r>
+      <w:r>
+        <w:t xml:space="preserve"> </w:t>
+      </w:r>
       <w:r>
         <w:rPr>
           <w:b/>
@@ -464,13 +480,17 @@
         </w:rPr>
         <w:t xml:space="preserve">Instruções — Como preencher</w:t>
       </w:r>
-    </w:p>
-    <w:p>
-      <w:pPr>
-        <w:pStyle w:val="BlockText"/>
-      </w:pPr>
-      <w:r>
-        <w:t xml:space="preserve">Preencha cada campo. A duração máxima é definida pelo seu Protocolo de Mudança (Change Protocol). A autoridade de decisão deve vir da Matriz de Decisão (Decision Matrix).</w:t>
+      <w:r>
+        <w:t xml:space="preserve"> </w:t>
+      </w:r>
+      <w:r>
+        <w:t xml:space="preserve">&gt;</w:t>
+      </w:r>
+      <w:r>
+        <w:t xml:space="preserve"> </w:t>
+      </w:r>
+      <w:r>
+        <w:t xml:space="preserve">&gt; Preencha cada campo. A duração máxima é definida pelo seu Protocolo de Mudança (Change Protocol). A autoridade de decisão deve vir da Matriz de Decisão (Decision Matrix).</w:t>
       </w:r>
     </w:p>
     <w:p>
@@ -491,6 +511,13 @@
       <w:r>
         <w:t xml:space="preserve"> </w:t>
       </w:r>
+      <w:r>
+        <w:rPr>
+          <w:i/>
+          <w:iCs/>
+        </w:rPr>
+        <w:t xml:space="preserve">&lt;nome curto do experimento.&gt;</w:t>
+      </w:r>
     </w:p>
     <w:p>
       <w:pPr>
@@ -510,6 +537,13 @@
       <w:r>
         <w:t xml:space="preserve"> </w:t>
       </w:r>
+      <w:r>
+        <w:rPr>
+          <w:i/>
+          <w:iCs/>
+        </w:rPr>
+        <w:t xml:space="preserve">&lt;nome do membro.&gt;</w:t>
+      </w:r>
     </w:p>
     <w:p>
       <w:pPr>
@@ -779,8 +813,14 @@
     </w:p>
     <w:p>
       <w:pPr>
-        <w:pStyle w:val="BlockText"/>
-      </w:pPr>
+        <w:pStyle w:val="FirstParagraph"/>
+      </w:pPr>
+      <w:r>
+        <w:t xml:space="preserve">&gt;</w:t>
+      </w:r>
+      <w:r>
+        <w:t xml:space="preserve"> </w:t>
+      </w:r>
       <w:r>
         <w:rPr>
           <w:b/>
@@ -788,19 +828,29 @@
         </w:rPr>
         <w:t xml:space="preserve">Justificativa — Por que os experimentos precisam expirar</w:t>
       </w:r>
-    </w:p>
-    <w:p>
-      <w:pPr>
-        <w:pStyle w:val="BlockText"/>
-      </w:pPr>
-      <w:r>
-        <w:t xml:space="preserve">A comunidade precisa ter a opção de reverter. A expiração automática obriga uma decisão deliberada para tornar a mudança permanente — em vez de uma deriva lenta na qual ninguém lembra que ela já foi condicional.</w:t>
-      </w:r>
-    </w:p>
-    <w:p>
-      <w:pPr>
-        <w:pStyle w:val="BlockText"/>
-      </w:pPr>
+      <w:r>
+        <w:t xml:space="preserve"> </w:t>
+      </w:r>
+      <w:r>
+        <w:t xml:space="preserve">&gt;</w:t>
+      </w:r>
+      <w:r>
+        <w:t xml:space="preserve"> </w:t>
+      </w:r>
+      <w:r>
+        <w:t xml:space="preserve">&gt; A comunidade precisa ter a opção de reverter. A expiração automática obriga uma decisão deliberada para tornar a mudança permanente — em vez de uma deriva lenta na qual ninguém lembra que ela já foi condicional.</w:t>
+      </w:r>
+    </w:p>
+    <w:p>
+      <w:pPr>
+        <w:pStyle w:val="BodyText"/>
+      </w:pPr>
+      <w:r>
+        <w:t xml:space="preserve">&gt;</w:t>
+      </w:r>
+      <w:r>
+        <w:t xml:space="preserve"> </w:t>
+      </w:r>
       <w:r>
         <w:rPr>
           <w:b/>
@@ -808,13 +858,17 @@
         </w:rPr>
         <w:t xml:space="preserve">Instruções — Como preencher</w:t>
       </w:r>
-    </w:p>
-    <w:p>
-      <w:pPr>
-        <w:pStyle w:val="BlockText"/>
-      </w:pPr>
-      <w:r>
-        <w:t xml:space="preserve">Declare a regra de expiração automática, o mecanismo de renovação e a obrigação de registrar os resultados no Registro de Aprendizados.</w:t>
+      <w:r>
+        <w:t xml:space="preserve"> </w:t>
+      </w:r>
+      <w:r>
+        <w:t xml:space="preserve">&gt;</w:t>
+      </w:r>
+      <w:r>
+        <w:t xml:space="preserve"> </w:t>
+      </w:r>
+      <w:r>
+        <w:t xml:space="preserve">&gt; Declare a regra de expiração automática, o mecanismo de renovação e a obrigação de registrar os resultados no Registro de Aprendizados.</w:t>
       </w:r>
     </w:p>
     <w:p>
@@ -951,6 +1005,13 @@
       </w:r>
       <w:r>
         <w:t xml:space="preserve"> </w:t>
+      </w:r>
+      <w:r>
+        <w:rPr>
+          <w:i/>
+          <w:iCs/>
+        </w:rPr>
+        <w:t xml:space="preserve">&lt;link&gt;</w:t>
       </w:r>
     </w:p>
     <w:p>

--- a/static/downloads/pt-br/docx/layer-6/experiment-template.docx
+++ b/static/downloads/pt-br/docx/layer-6/experiment-template.docx
@@ -87,7 +87,7 @@
         <w:t xml:space="preserve"> </w:t>
       </w:r>
       <w:r>
-        <w:t xml:space="preserve">2026-07-07</w:t>
+        <w:t xml:space="preserve">2026-08-31</w:t>
       </w:r>
     </w:p>
     <w:p>
